--- a/static/zhijia/成交确认书模版1.docx
+++ b/static/zhijia/成交确认书模版1.docx
@@ -1199,7 +1199,7 @@
                 <w:sz w:val="16"/>
                 <w:szCs w:val="16"/>
               </w:rPr>
-              <w:t xml:space="preserve">       (For Account of  </w:t>
+              <w:t xml:space="preserve">       (For Account of </w:t>
             </w:r>
             <w:proofErr w:type="spellStart"/>
             <w:r>
@@ -2084,36 +2084,31 @@
                 <w:sz w:val="16"/>
                 <w:szCs w:val="16"/>
               </w:rPr>
-              <w:t>The undersigned Sellers and Buyers have agreed to close the following transactions according to the terms and com-</w:t>
-            </w:r>
-            <w:proofErr w:type="spellStart"/>
-            <w:r>
-              <w:rPr>
-                <w:rFonts w:hint="eastAsia"/>
-                <w:sz w:val="16"/>
-                <w:szCs w:val="16"/>
-              </w:rPr>
-              <w:t>ditions</w:t>
-            </w:r>
-            <w:proofErr w:type="spellEnd"/>
-            <w:r>
-              <w:rPr>
-                <w:rFonts w:hint="eastAsia"/>
-                <w:sz w:val="16"/>
-                <w:szCs w:val="16"/>
-              </w:rPr>
-              <w:t xml:space="preserve"> </w:t>
-            </w:r>
-            <w:proofErr w:type="spellStart"/>
-            <w:r>
-              <w:rPr>
-                <w:rFonts w:hint="eastAsia"/>
-                <w:sz w:val="16"/>
-                <w:szCs w:val="16"/>
-              </w:rPr>
-              <w:t>sipulated</w:t>
-            </w:r>
-            <w:proofErr w:type="spellEnd"/>
+              <w:t>The undersigned Sellers and Buyers have agreed to close the following transactions according to the terms and co</w:t>
+            </w:r>
+            <w:r>
+              <w:rPr>
+                <w:rFonts w:hint="eastAsia"/>
+                <w:sz w:val="16"/>
+                <w:szCs w:val="16"/>
+              </w:rPr>
+              <w:t>n</w:t>
+            </w:r>
+            <w:r>
+              <w:rPr>
+                <w:rFonts w:hint="eastAsia"/>
+                <w:sz w:val="16"/>
+                <w:szCs w:val="16"/>
+              </w:rPr>
+              <w:t xml:space="preserve">ditions </w:t>
+            </w:r>
+            <w:r>
+              <w:rPr>
+                <w:sz w:val="16"/>
+                <w:szCs w:val="16"/>
+              </w:rPr>
+              <w:t>stipulated</w:t>
+            </w:r>
             <w:r>
               <w:rPr>
                 <w:rFonts w:hint="eastAsia"/>
@@ -2622,18 +2617,15 @@
               </w:rPr>
               <w:t xml:space="preserve">Time of </w:t>
             </w:r>
-            <w:proofErr w:type="spellStart"/>
-            <w:r>
-              <w:rPr>
-                <w:rFonts w:hint="eastAsia"/>
-                <w:b/>
-                <w:bCs/>
-                <w:sz w:val="16"/>
-                <w:szCs w:val="16"/>
-              </w:rPr>
-              <w:t>Shipmet</w:t>
-            </w:r>
-            <w:proofErr w:type="spellEnd"/>
+            <w:r>
+              <w:rPr>
+                <w:b/>
+                <w:bCs/>
+                <w:sz w:val="16"/>
+                <w:szCs w:val="16"/>
+              </w:rPr>
+              <w:t>Shipment</w:t>
+            </w:r>
           </w:p>
         </w:tc>
       </w:tr>
@@ -3649,6 +3641,7 @@
           </w:tcPr>
           <w:p>
             <w:pPr>
+              <w:ind w:firstLineChars="150" w:firstLine="245"/>
               <w:rPr>
                 <w:b/>
                 <w:bCs/>
@@ -4378,16 +4371,13 @@
         </w:rPr>
         <w:t xml:space="preserve">The buyers shall open irrevocable L/C, available by </w:t>
       </w:r>
-      <w:proofErr w:type="spellStart"/>
-      <w:r>
-        <w:rPr>
-          <w:rFonts w:hint="eastAsia"/>
-          <w:sz w:val="16"/>
-          <w:szCs w:val="16"/>
-        </w:rPr>
-        <w:t>draf</w:t>
-      </w:r>
-      <w:proofErr w:type="spellEnd"/>
+      <w:r>
+        <w:rPr>
+          <w:sz w:val="16"/>
+          <w:szCs w:val="16"/>
+        </w:rPr>
+        <w:t>draft</w:t>
+      </w:r>
       <w:r>
         <w:rPr>
           <w:rFonts w:hint="eastAsia"/>
@@ -4506,54 +4496,60 @@
           <w:sz w:val="16"/>
           <w:szCs w:val="16"/>
         </w:rPr>
+        <w:t xml:space="preserve"> of</w:t>
+      </w:r>
+      <w:r>
+        <w:rPr>
+          <w:sz w:val="16"/>
+          <w:szCs w:val="16"/>
+        </w:rPr>
+        <w:t xml:space="preserve">     </w:t>
+      </w:r>
+      <w:r>
+        <w:rPr>
+          <w:rFonts w:hint="eastAsia"/>
+          <w:sz w:val="16"/>
+          <w:szCs w:val="16"/>
+        </w:rPr>
+        <w:t>and to and to</w:t>
+      </w:r>
+      <w:r>
+        <w:rPr>
+          <w:sz w:val="16"/>
+          <w:szCs w:val="16"/>
+        </w:rPr>
         <w:t xml:space="preserve"> </w:t>
       </w:r>
-      <w:proofErr w:type="spellStart"/>
-      <w:r>
-        <w:rPr>
-          <w:rFonts w:hint="eastAsia"/>
-          <w:sz w:val="16"/>
-          <w:szCs w:val="16"/>
-        </w:rPr>
-        <w:t>ofand</w:t>
-      </w:r>
-      <w:proofErr w:type="spellEnd"/>
-      <w:r>
-        <w:rPr>
-          <w:rFonts w:hint="eastAsia"/>
-          <w:sz w:val="16"/>
-          <w:szCs w:val="16"/>
-        </w:rPr>
-        <w:t xml:space="preserve"> to and </w:t>
-      </w:r>
-      <w:proofErr w:type="spellStart"/>
-      <w:r>
-        <w:rPr>
-          <w:rFonts w:hint="eastAsia"/>
-          <w:sz w:val="16"/>
-          <w:szCs w:val="16"/>
-        </w:rPr>
-        <w:t>toreach</w:t>
-      </w:r>
-      <w:proofErr w:type="spellEnd"/>
-      <w:r>
-        <w:rPr>
-          <w:rFonts w:hint="eastAsia"/>
-          <w:sz w:val="16"/>
-          <w:szCs w:val="16"/>
-        </w:rPr>
-        <w:t xml:space="preserve"> the Sellers            days </w:t>
-      </w:r>
-      <w:proofErr w:type="spellStart"/>
-      <w:r>
-        <w:rPr>
-          <w:rFonts w:hint="eastAsia"/>
-          <w:sz w:val="16"/>
-          <w:szCs w:val="16"/>
-        </w:rPr>
-        <w:t>befor</w:t>
-      </w:r>
-      <w:proofErr w:type="spellEnd"/>
+      <w:r>
+        <w:rPr>
+          <w:rFonts w:hint="eastAsia"/>
+          <w:sz w:val="16"/>
+          <w:szCs w:val="16"/>
+        </w:rPr>
+        <w:t xml:space="preserve">reach the Sellers            </w:t>
+      </w:r>
+      <w:r>
+        <w:rPr>
+          <w:sz w:val="16"/>
+          <w:szCs w:val="16"/>
+        </w:rPr>
+        <w:t xml:space="preserve">    </w:t>
+      </w:r>
+      <w:r>
+        <w:rPr>
+          <w:rFonts w:hint="eastAsia"/>
+          <w:sz w:val="16"/>
+          <w:szCs w:val="16"/>
+        </w:rPr>
+        <w:t xml:space="preserve">days </w:t>
+      </w:r>
+      <w:r>
+        <w:rPr>
+          <w:sz w:val="16"/>
+          <w:szCs w:val="16"/>
+        </w:rPr>
+        <w:t>before</w:t>
+      </w:r>
       <w:r>
         <w:rPr>
           <w:rFonts w:hint="eastAsia"/>
@@ -4654,25 +4650,22 @@
           <w:sz w:val="16"/>
           <w:szCs w:val="16"/>
         </w:rPr>
-        <w:t xml:space="preserve">                 of </w:t>
-      </w:r>
-      <w:proofErr w:type="spellStart"/>
-      <w:r>
-        <w:rPr>
-          <w:rFonts w:hint="eastAsia"/>
-          <w:sz w:val="16"/>
-          <w:szCs w:val="16"/>
-        </w:rPr>
-        <w:t>shipment.The</w:t>
-      </w:r>
-      <w:proofErr w:type="spellEnd"/>
-      <w:r>
-        <w:rPr>
-          <w:rFonts w:hint="eastAsia"/>
-          <w:sz w:val="16"/>
-          <w:szCs w:val="16"/>
-        </w:rPr>
-        <w:t xml:space="preserve"> L/C shall stipulate</w:t>
+        <w:t xml:space="preserve">                 of shipment.</w:t>
+      </w:r>
+      <w:r>
+        <w:rPr>
+          <w:sz w:val="16"/>
+          <w:szCs w:val="16"/>
+        </w:rPr>
+        <w:t xml:space="preserve"> </w:t>
+      </w:r>
+      <w:r>
+        <w:rPr>
+          <w:rFonts w:hint="eastAsia"/>
+          <w:sz w:val="16"/>
+          <w:szCs w:val="16"/>
+        </w:rPr>
+        <w:t>The L/C shall stipulate</w:t>
       </w:r>
       <w:r>
         <w:rPr>
@@ -4688,7 +4681,22 @@
           <w:sz w:val="16"/>
           <w:szCs w:val="16"/>
         </w:rPr>
-        <w:t xml:space="preserve">            %more or less in amount and</w:t>
+        <w:t xml:space="preserve">           </w:t>
+      </w:r>
+      <w:r>
+        <w:rPr>
+          <w:sz w:val="16"/>
+          <w:szCs w:val="16"/>
+        </w:rPr>
+        <w:t xml:space="preserve">         </w:t>
+      </w:r>
+      <w:r>
+        <w:rPr>
+          <w:rFonts w:hint="eastAsia"/>
+          <w:sz w:val="16"/>
+          <w:szCs w:val="16"/>
+        </w:rPr>
+        <w:t xml:space="preserve"> %more or less in amount and</w:t>
       </w:r>
     </w:p>
     <w:p>
@@ -4788,30 +4796,20 @@
         </w:rPr>
         <w:t xml:space="preserve">                 quantity is allowed, valid for </w:t>
       </w:r>
-      <w:proofErr w:type="spellStart"/>
-      <w:r>
-        <w:rPr>
-          <w:rFonts w:hint="eastAsia"/>
-          <w:sz w:val="16"/>
-          <w:szCs w:val="16"/>
-        </w:rPr>
-        <w:t>megotiatiom</w:t>
-      </w:r>
-      <w:proofErr w:type="spellEnd"/>
-      <w:r>
-        <w:rPr>
-          <w:rFonts w:hint="eastAsia"/>
-          <w:sz w:val="16"/>
-          <w:szCs w:val="16"/>
-        </w:rPr>
-        <w:t xml:space="preserve"> in the loading port until the </w:t>
-      </w:r>
-      <w:r>
-        <w:rPr>
-          <w:sz w:val="16"/>
-          <w:szCs w:val="16"/>
-        </w:rPr>
-        <w:tab/>
+      <w:r>
+        <w:rPr>
+          <w:sz w:val="16"/>
+          <w:szCs w:val="16"/>
+        </w:rPr>
+        <w:t>negotiation</w:t>
+      </w:r>
+      <w:r>
+        <w:rPr>
+          <w:rFonts w:hint="eastAsia"/>
+          <w:sz w:val="16"/>
+          <w:szCs w:val="16"/>
+        </w:rPr>
+        <w:t xml:space="preserve"> in the loading port until the</w:t>
       </w:r>
     </w:p>
     <w:p>
@@ -4847,25 +4845,7 @@
           <w:sz w:val="16"/>
           <w:szCs w:val="16"/>
         </w:rPr>
-        <w:t>-</w:t>
-      </w:r>
-      <w:proofErr w:type="spellStart"/>
-      <w:r>
-        <w:rPr>
-          <w:rFonts w:hint="eastAsia"/>
-          <w:sz w:val="16"/>
-          <w:szCs w:val="16"/>
-        </w:rPr>
-        <w:t>ment</w:t>
-      </w:r>
-      <w:proofErr w:type="spellEnd"/>
-      <w:r>
-        <w:rPr>
-          <w:rFonts w:hint="eastAsia"/>
-          <w:sz w:val="16"/>
-          <w:szCs w:val="16"/>
-        </w:rPr>
-        <w:t xml:space="preserve"> allowed.</w:t>
+        <w:t>ment allowed.</w:t>
       </w:r>
     </w:p>
     <w:p>
@@ -5140,25 +5120,22 @@
           <w:sz w:val="16"/>
           <w:szCs w:val="16"/>
         </w:rPr>
-        <w:t xml:space="preserve">According </w:t>
-      </w:r>
-      <w:proofErr w:type="spellStart"/>
-      <w:r>
-        <w:rPr>
-          <w:rFonts w:hint="eastAsia"/>
-          <w:sz w:val="16"/>
-          <w:szCs w:val="16"/>
-        </w:rPr>
-        <w:t>toSellers</w:t>
-      </w:r>
-      <w:proofErr w:type="spellEnd"/>
-      <w:r>
-        <w:rPr>
-          <w:rFonts w:hint="eastAsia"/>
-          <w:sz w:val="16"/>
-          <w:szCs w:val="16"/>
-        </w:rPr>
-        <w:t xml:space="preserve"> usual export Packing.</w:t>
+        <w:t>According to</w:t>
+      </w:r>
+      <w:r>
+        <w:rPr>
+          <w:sz w:val="16"/>
+          <w:szCs w:val="16"/>
+        </w:rPr>
+        <w:t xml:space="preserve"> </w:t>
+      </w:r>
+      <w:r>
+        <w:rPr>
+          <w:rFonts w:hint="eastAsia"/>
+          <w:sz w:val="16"/>
+          <w:szCs w:val="16"/>
+        </w:rPr>
+        <w:t>Sellers usual export Packing.</w:t>
       </w:r>
     </w:p>
     <w:p>

--- a/static/zhijia/成交确认书模版1.docx
+++ b/static/zhijia/成交确认书模版1.docx
@@ -2656,7 +2656,7 @@
           </w:tcPr>
           <w:p>
             <w:pPr>
-              <w:jc w:val="left"/>
+              <w:jc w:val="center"/>
               <w:rPr>
                 <w:b/>
                 <w:bCs/>
@@ -2686,7 +2686,7 @@
           </w:p>
           <w:p>
             <w:pPr>
-              <w:jc w:val="left"/>
+              <w:jc w:val="center"/>
               <w:rPr>
                 <w:b/>
                 <w:bCs/>
@@ -2706,7 +2706,7 @@
           </w:p>
           <w:p>
             <w:pPr>
-              <w:jc w:val="left"/>
+              <w:jc w:val="center"/>
               <w:rPr>
                 <w:b/>
                 <w:bCs/>
@@ -2726,7 +2726,7 @@
           </w:p>
           <w:p>
             <w:pPr>
-              <w:jc w:val="left"/>
+              <w:jc w:val="center"/>
               <w:rPr>
                 <w:b/>
                 <w:bCs/>
@@ -2756,7 +2756,7 @@
           </w:p>
           <w:p>
             <w:pPr>
-              <w:jc w:val="left"/>
+              <w:jc w:val="center"/>
               <w:rPr>
                 <w:b/>
                 <w:bCs/>
@@ -2786,7 +2786,7 @@
           </w:p>
           <w:p>
             <w:pPr>
-              <w:jc w:val="left"/>
+              <w:jc w:val="center"/>
               <w:rPr>
                 <w:b/>
                 <w:bCs/>
@@ -2816,7 +2816,7 @@
           </w:p>
           <w:p>
             <w:pPr>
-              <w:jc w:val="left"/>
+              <w:jc w:val="center"/>
               <w:rPr>
                 <w:b/>
                 <w:bCs/>
@@ -2846,7 +2846,7 @@
           </w:p>
           <w:p>
             <w:pPr>
-              <w:jc w:val="left"/>
+              <w:jc w:val="center"/>
               <w:rPr>
                 <w:b/>
                 <w:bCs/>
@@ -2876,7 +2876,7 @@
           </w:p>
           <w:p>
             <w:pPr>
-              <w:jc w:val="left"/>
+              <w:jc w:val="center"/>
               <w:rPr>
                 <w:b/>
                 <w:bCs/>
@@ -3083,6 +3083,7 @@
           </w:tcPr>
           <w:p>
             <w:pPr>
+              <w:jc w:val="center"/>
               <w:rPr>
                 <w:b/>
                 <w:bCs/>
@@ -3103,6 +3104,7 @@
           </w:p>
           <w:p>
             <w:pPr>
+              <w:jc w:val="center"/>
               <w:rPr>
                 <w:b/>
                 <w:bCs/>
@@ -3123,6 +3125,7 @@
           </w:p>
           <w:p>
             <w:pPr>
+              <w:jc w:val="center"/>
               <w:rPr>
                 <w:b/>
                 <w:bCs/>
@@ -3143,6 +3146,7 @@
           </w:p>
           <w:p>
             <w:pPr>
+              <w:jc w:val="center"/>
               <w:rPr>
                 <w:b/>
                 <w:bCs/>
@@ -3163,6 +3167,7 @@
           </w:p>
           <w:p>
             <w:pPr>
+              <w:jc w:val="center"/>
               <w:rPr>
                 <w:b/>
                 <w:bCs/>
@@ -3183,6 +3188,7 @@
           </w:p>
           <w:p>
             <w:pPr>
+              <w:jc w:val="center"/>
               <w:rPr>
                 <w:b/>
                 <w:bCs/>
@@ -3203,6 +3209,7 @@
           </w:p>
           <w:p>
             <w:pPr>
+              <w:jc w:val="center"/>
               <w:rPr>
                 <w:b/>
                 <w:bCs/>
@@ -3223,6 +3230,7 @@
           </w:p>
           <w:p>
             <w:pPr>
+              <w:jc w:val="center"/>
               <w:rPr>
                 <w:b/>
                 <w:bCs/>
@@ -3243,6 +3251,7 @@
           </w:p>
           <w:p>
             <w:pPr>
+              <w:jc w:val="center"/>
               <w:rPr>
                 <w:b/>
                 <w:bCs/>
@@ -3262,174 +3271,183 @@
           <w:p>
             <w:pPr>
               <w:ind w:firstLineChars="98" w:firstLine="160"/>
-              <w:rPr>
-                <w:b/>
-                <w:bCs/>
-                <w:sz w:val="16"/>
-                <w:szCs w:val="16"/>
-              </w:rPr>
-            </w:pPr>
-            <w:r>
-              <w:rPr>
-                <w:rFonts w:hint="eastAsia"/>
-                <w:b/>
-                <w:bCs/>
-                <w:sz w:val="16"/>
-                <w:szCs w:val="16"/>
-              </w:rPr>
-              <w:t xml:space="preserve">UnitPrice1 </w:t>
+              <w:jc w:val="center"/>
+              <w:rPr>
+                <w:b/>
+                <w:bCs/>
+                <w:sz w:val="16"/>
+                <w:szCs w:val="16"/>
+              </w:rPr>
+            </w:pPr>
+            <w:r>
+              <w:rPr>
+                <w:rFonts w:hint="eastAsia"/>
+                <w:b/>
+                <w:bCs/>
+                <w:sz w:val="16"/>
+                <w:szCs w:val="16"/>
+              </w:rPr>
+              <w:t>UnitPrice1</w:t>
             </w:r>
           </w:p>
           <w:p>
             <w:pPr>
               <w:ind w:firstLineChars="98" w:firstLine="160"/>
-              <w:rPr>
-                <w:b/>
-                <w:bCs/>
-                <w:sz w:val="16"/>
-                <w:szCs w:val="16"/>
-              </w:rPr>
-            </w:pPr>
-            <w:r>
-              <w:rPr>
-                <w:rFonts w:hint="eastAsia"/>
-                <w:b/>
-                <w:bCs/>
-                <w:sz w:val="16"/>
-                <w:szCs w:val="16"/>
-              </w:rPr>
-              <w:t xml:space="preserve">UnitPrice2 </w:t>
+              <w:jc w:val="center"/>
+              <w:rPr>
+                <w:b/>
+                <w:bCs/>
+                <w:sz w:val="16"/>
+                <w:szCs w:val="16"/>
+              </w:rPr>
+            </w:pPr>
+            <w:r>
+              <w:rPr>
+                <w:rFonts w:hint="eastAsia"/>
+                <w:b/>
+                <w:bCs/>
+                <w:sz w:val="16"/>
+                <w:szCs w:val="16"/>
+              </w:rPr>
+              <w:t>UnitPrice2</w:t>
             </w:r>
           </w:p>
           <w:p>
             <w:pPr>
               <w:ind w:firstLineChars="98" w:firstLine="160"/>
-              <w:rPr>
-                <w:b/>
-                <w:bCs/>
-                <w:sz w:val="16"/>
-                <w:szCs w:val="16"/>
-              </w:rPr>
-            </w:pPr>
-            <w:r>
-              <w:rPr>
-                <w:rFonts w:hint="eastAsia"/>
-                <w:b/>
-                <w:bCs/>
-                <w:sz w:val="16"/>
-                <w:szCs w:val="16"/>
-              </w:rPr>
-              <w:t xml:space="preserve">UnitPrice3 </w:t>
+              <w:jc w:val="center"/>
+              <w:rPr>
+                <w:b/>
+                <w:bCs/>
+                <w:sz w:val="16"/>
+                <w:szCs w:val="16"/>
+              </w:rPr>
+            </w:pPr>
+            <w:r>
+              <w:rPr>
+                <w:rFonts w:hint="eastAsia"/>
+                <w:b/>
+                <w:bCs/>
+                <w:sz w:val="16"/>
+                <w:szCs w:val="16"/>
+              </w:rPr>
+              <w:t>UnitPrice3</w:t>
             </w:r>
           </w:p>
           <w:p>
             <w:pPr>
               <w:ind w:firstLineChars="98" w:firstLine="160"/>
-              <w:rPr>
-                <w:b/>
-                <w:bCs/>
-                <w:sz w:val="16"/>
-                <w:szCs w:val="16"/>
-              </w:rPr>
-            </w:pPr>
-            <w:r>
-              <w:rPr>
-                <w:rFonts w:hint="eastAsia"/>
-                <w:b/>
-                <w:bCs/>
-                <w:sz w:val="16"/>
-                <w:szCs w:val="16"/>
-              </w:rPr>
-              <w:t xml:space="preserve">UnitPrice4 </w:t>
+              <w:jc w:val="center"/>
+              <w:rPr>
+                <w:b/>
+                <w:bCs/>
+                <w:sz w:val="16"/>
+                <w:szCs w:val="16"/>
+              </w:rPr>
+            </w:pPr>
+            <w:r>
+              <w:rPr>
+                <w:rFonts w:hint="eastAsia"/>
+                <w:b/>
+                <w:bCs/>
+                <w:sz w:val="16"/>
+                <w:szCs w:val="16"/>
+              </w:rPr>
+              <w:t>UnitPrice4</w:t>
             </w:r>
           </w:p>
           <w:p>
             <w:pPr>
               <w:ind w:firstLineChars="98" w:firstLine="160"/>
-              <w:rPr>
-                <w:b/>
-                <w:bCs/>
-                <w:sz w:val="16"/>
-                <w:szCs w:val="16"/>
-              </w:rPr>
-            </w:pPr>
-            <w:r>
-              <w:rPr>
-                <w:rFonts w:hint="eastAsia"/>
-                <w:b/>
-                <w:bCs/>
-                <w:sz w:val="16"/>
-                <w:szCs w:val="16"/>
-              </w:rPr>
-              <w:t xml:space="preserve">UnitPrice5 </w:t>
+              <w:jc w:val="center"/>
+              <w:rPr>
+                <w:b/>
+                <w:bCs/>
+                <w:sz w:val="16"/>
+                <w:szCs w:val="16"/>
+              </w:rPr>
+            </w:pPr>
+            <w:r>
+              <w:rPr>
+                <w:rFonts w:hint="eastAsia"/>
+                <w:b/>
+                <w:bCs/>
+                <w:sz w:val="16"/>
+                <w:szCs w:val="16"/>
+              </w:rPr>
+              <w:t>UnitPrice5</w:t>
             </w:r>
           </w:p>
           <w:p>
             <w:pPr>
               <w:ind w:firstLineChars="98" w:firstLine="160"/>
-              <w:rPr>
-                <w:b/>
-                <w:bCs/>
-                <w:sz w:val="16"/>
-                <w:szCs w:val="16"/>
-              </w:rPr>
-            </w:pPr>
-            <w:r>
-              <w:rPr>
-                <w:rFonts w:hint="eastAsia"/>
-                <w:b/>
-                <w:bCs/>
-                <w:sz w:val="16"/>
-                <w:szCs w:val="16"/>
-              </w:rPr>
-              <w:t xml:space="preserve">UnitPrice6 </w:t>
+              <w:jc w:val="center"/>
+              <w:rPr>
+                <w:b/>
+                <w:bCs/>
+                <w:sz w:val="16"/>
+                <w:szCs w:val="16"/>
+              </w:rPr>
+            </w:pPr>
+            <w:r>
+              <w:rPr>
+                <w:rFonts w:hint="eastAsia"/>
+                <w:b/>
+                <w:bCs/>
+                <w:sz w:val="16"/>
+                <w:szCs w:val="16"/>
+              </w:rPr>
+              <w:t>UnitPrice6</w:t>
             </w:r>
           </w:p>
           <w:p>
             <w:pPr>
               <w:ind w:firstLineChars="98" w:firstLine="160"/>
-              <w:rPr>
-                <w:b/>
-                <w:bCs/>
-                <w:sz w:val="16"/>
-                <w:szCs w:val="16"/>
-              </w:rPr>
-            </w:pPr>
-            <w:r>
-              <w:rPr>
-                <w:rFonts w:hint="eastAsia"/>
-                <w:b/>
-                <w:bCs/>
-                <w:sz w:val="16"/>
-                <w:szCs w:val="16"/>
-              </w:rPr>
-              <w:t xml:space="preserve">UnitPrice7 </w:t>
+              <w:jc w:val="center"/>
+              <w:rPr>
+                <w:b/>
+                <w:bCs/>
+                <w:sz w:val="16"/>
+                <w:szCs w:val="16"/>
+              </w:rPr>
+            </w:pPr>
+            <w:r>
+              <w:rPr>
+                <w:rFonts w:hint="eastAsia"/>
+                <w:b/>
+                <w:bCs/>
+                <w:sz w:val="16"/>
+                <w:szCs w:val="16"/>
+              </w:rPr>
+              <w:t>UnitPrice7</w:t>
             </w:r>
           </w:p>
           <w:p>
             <w:pPr>
               <w:ind w:firstLineChars="98" w:firstLine="160"/>
-              <w:rPr>
-                <w:b/>
-                <w:bCs/>
-                <w:sz w:val="16"/>
-                <w:szCs w:val="16"/>
-              </w:rPr>
-            </w:pPr>
-            <w:r>
-              <w:rPr>
-                <w:rFonts w:hint="eastAsia"/>
-                <w:b/>
-                <w:bCs/>
-                <w:sz w:val="16"/>
-                <w:szCs w:val="16"/>
-              </w:rPr>
-              <w:t xml:space="preserve">UnitPrice8 </w:t>
+              <w:jc w:val="center"/>
+              <w:rPr>
+                <w:b/>
+                <w:bCs/>
+                <w:sz w:val="16"/>
+                <w:szCs w:val="16"/>
+              </w:rPr>
+            </w:pPr>
+            <w:r>
+              <w:rPr>
+                <w:rFonts w:hint="eastAsia"/>
+                <w:b/>
+                <w:bCs/>
+                <w:sz w:val="16"/>
+                <w:szCs w:val="16"/>
+              </w:rPr>
+              <w:t>UnitPrice8</w:t>
             </w:r>
           </w:p>
           <w:p>
             <w:pPr>
               <w:ind w:firstLineChars="98" w:firstLine="160"/>
+              <w:jc w:val="center"/>
               <w:rPr>
                 <w:b/>
                 <w:bCs/>
@@ -3451,6 +3469,7 @@
           <w:p>
             <w:pPr>
               <w:ind w:firstLineChars="98" w:firstLine="160"/>
+              <w:jc w:val="center"/>
               <w:rPr>
                 <w:b/>
                 <w:bCs/>
@@ -3472,6 +3491,7 @@
           <w:p>
             <w:pPr>
               <w:ind w:firstLineChars="98" w:firstLine="160"/>
+              <w:jc w:val="center"/>
               <w:rPr>
                 <w:b/>
                 <w:bCs/>
@@ -3493,6 +3513,7 @@
           <w:p>
             <w:pPr>
               <w:ind w:firstLineChars="98" w:firstLine="160"/>
+              <w:jc w:val="center"/>
               <w:rPr>
                 <w:b/>
                 <w:bCs/>
@@ -3514,6 +3535,7 @@
           <w:p>
             <w:pPr>
               <w:ind w:firstLineChars="98" w:firstLine="160"/>
+              <w:jc w:val="center"/>
               <w:rPr>
                 <w:b/>
                 <w:bCs/>
@@ -3535,6 +3557,7 @@
           <w:p>
             <w:pPr>
               <w:ind w:firstLineChars="98" w:firstLine="160"/>
+              <w:jc w:val="center"/>
               <w:rPr>
                 <w:b/>
                 <w:bCs/>
@@ -3556,6 +3579,7 @@
           <w:p>
             <w:pPr>
               <w:ind w:firstLineChars="98" w:firstLine="160"/>
+              <w:jc w:val="center"/>
               <w:rPr>
                 <w:b/>
                 <w:bCs/>
@@ -3577,6 +3601,7 @@
           <w:p>
             <w:pPr>
               <w:ind w:firstLineChars="98" w:firstLine="160"/>
+              <w:jc w:val="center"/>
               <w:rPr>
                 <w:b/>
                 <w:bCs/>
@@ -3598,6 +3623,7 @@
           <w:p>
             <w:pPr>
               <w:ind w:firstLineChars="98" w:firstLine="160"/>
+              <w:jc w:val="center"/>
               <w:rPr>
                 <w:b/>
                 <w:bCs/>
@@ -3619,6 +3645,7 @@
           <w:p>
             <w:pPr>
               <w:ind w:firstLineChars="98" w:firstLine="160"/>
+              <w:jc w:val="center"/>
               <w:rPr>
                 <w:b/>
                 <w:bCs/>
@@ -3643,6 +3670,84 @@
             <w:pPr>
               <w:ind w:firstLineChars="150" w:firstLine="245"/>
               <w:rPr>
+                <w:b/>
+                <w:bCs/>
+                <w:sz w:val="16"/>
+                <w:szCs w:val="16"/>
+              </w:rPr>
+            </w:pPr>
+          </w:p>
+          <w:p>
+            <w:pPr>
+              <w:ind w:firstLineChars="150" w:firstLine="245"/>
+              <w:rPr>
+                <w:b/>
+                <w:bCs/>
+                <w:sz w:val="16"/>
+                <w:szCs w:val="16"/>
+              </w:rPr>
+            </w:pPr>
+          </w:p>
+          <w:p>
+            <w:pPr>
+              <w:ind w:firstLineChars="150" w:firstLine="245"/>
+              <w:rPr>
+                <w:b/>
+                <w:bCs/>
+                <w:sz w:val="16"/>
+                <w:szCs w:val="16"/>
+              </w:rPr>
+            </w:pPr>
+          </w:p>
+          <w:p>
+            <w:pPr>
+              <w:ind w:firstLineChars="150" w:firstLine="245"/>
+              <w:rPr>
+                <w:b/>
+                <w:bCs/>
+                <w:sz w:val="16"/>
+                <w:szCs w:val="16"/>
+              </w:rPr>
+            </w:pPr>
+          </w:p>
+          <w:p>
+            <w:pPr>
+              <w:ind w:firstLineChars="150" w:firstLine="245"/>
+              <w:rPr>
+                <w:b/>
+                <w:bCs/>
+                <w:sz w:val="16"/>
+                <w:szCs w:val="16"/>
+              </w:rPr>
+            </w:pPr>
+          </w:p>
+          <w:p>
+            <w:pPr>
+              <w:ind w:firstLineChars="150" w:firstLine="245"/>
+              <w:rPr>
+                <w:b/>
+                <w:bCs/>
+                <w:sz w:val="16"/>
+                <w:szCs w:val="16"/>
+              </w:rPr>
+            </w:pPr>
+          </w:p>
+          <w:p>
+            <w:pPr>
+              <w:ind w:firstLineChars="150" w:firstLine="245"/>
+              <w:rPr>
+                <w:b/>
+                <w:bCs/>
+                <w:sz w:val="16"/>
+                <w:szCs w:val="16"/>
+              </w:rPr>
+            </w:pPr>
+          </w:p>
+          <w:p>
+            <w:pPr>
+              <w:ind w:firstLineChars="150" w:firstLine="245"/>
+              <w:rPr>
+                <w:rFonts w:hint="eastAsia"/>
                 <w:b/>
                 <w:bCs/>
                 <w:sz w:val="16"/>
